--- a/Taller 2/Plan de gestión de datos Navarrabiomed_2024.docx
+++ b/Taller 2/Plan de gestión de datos Navarrabiomed_2024.docx
@@ -587,21 +587,12 @@
         </w:rPr>
         <w:t xml:space="preserve">Los formatos de los datos derivados de estudios de la </w:t>
       </w:r>
-      <w:proofErr w:type="spellStart"/>
       <w:r>
         <w:rPr>
           <w:rFonts w:ascii="Calibri" w:hAnsi="Calibri" w:cs="Calibri"/>
           <w:color w:val="70AD47" w:themeColor="accent6"/>
         </w:rPr>
-        <w:t>microbiota</w:t>
-      </w:r>
-      <w:proofErr w:type="spellEnd"/>
-      <w:r>
-        <w:rPr>
-          <w:rFonts w:ascii="Calibri" w:hAnsi="Calibri" w:cs="Calibri"/>
-          <w:color w:val="70AD47" w:themeColor="accent6"/>
-        </w:rPr>
-        <w:t xml:space="preserve">, genéticos, de </w:t>
+        <w:t xml:space="preserve">microbiota, genéticos, de </w:t>
       </w:r>
       <w:r>
         <w:rPr>
@@ -696,54 +687,51 @@
           <w:rFonts w:ascii="Calibri" w:hAnsi="Calibri" w:cs="Calibri"/>
           <w:color w:val="70AD47" w:themeColor="accent6"/>
         </w:rPr>
-        <w:t xml:space="preserve"> se almacenan en un servidor propio del </w:t>
+        <w:t xml:space="preserve"> se </w:t>
       </w:r>
       <w:proofErr w:type="spellStart"/>
       <w:r>
         <w:rPr>
           <w:rFonts w:ascii="Calibri" w:hAnsi="Calibri" w:cs="Calibri"/>
-          <w:b/>
-          <w:bCs/>
           <w:color w:val="70AD47" w:themeColor="accent6"/>
         </w:rPr>
-        <w:t>Vall</w:t>
+        <w:t>almacen</w:t>
+      </w:r>
+      <w:r>
+        <w:rPr>
+          <w:rFonts w:ascii="Calibri" w:hAnsi="Calibri" w:cs="Calibri"/>
+          <w:color w:val="70AD47" w:themeColor="accent6"/>
+        </w:rPr>
+        <w:t>rá</w:t>
+      </w:r>
+      <w:r>
+        <w:rPr>
+          <w:rFonts w:ascii="Calibri" w:hAnsi="Calibri" w:cs="Calibri"/>
+          <w:color w:val="70AD47" w:themeColor="accent6"/>
+        </w:rPr>
+        <w:t>n</w:t>
       </w:r>
       <w:proofErr w:type="spellEnd"/>
       <w:r>
         <w:rPr>
           <w:rFonts w:ascii="Calibri" w:hAnsi="Calibri" w:cs="Calibri"/>
-          <w:b/>
-          <w:bCs/>
           <w:color w:val="70AD47" w:themeColor="accent6"/>
         </w:rPr>
-        <w:t xml:space="preserve"> </w:t>
-      </w:r>
-      <w:proofErr w:type="spellStart"/>
-      <w:r>
-        <w:rPr>
-          <w:rFonts w:ascii="Calibri" w:hAnsi="Calibri" w:cs="Calibri"/>
-          <w:b/>
-          <w:bCs/>
+        <w:t xml:space="preserve"> en un servidor propio </w:t>
+      </w:r>
+      <w:r>
+        <w:rPr>
+          <w:rFonts w:ascii="Calibri" w:hAnsi="Calibri" w:cs="Calibri"/>
           <w:color w:val="70AD47" w:themeColor="accent6"/>
         </w:rPr>
-        <w:t>D'Hebron</w:t>
-      </w:r>
-      <w:proofErr w:type="spellEnd"/>
-      <w:r>
-        <w:rPr>
-          <w:rFonts w:ascii="Calibri" w:hAnsi="Calibri" w:cs="Calibri"/>
-          <w:b/>
-          <w:bCs/>
+        <w:t>del SNS-O</w:t>
+      </w:r>
+      <w:r>
+        <w:rPr>
+          <w:rFonts w:ascii="Calibri" w:hAnsi="Calibri" w:cs="Calibri"/>
           <w:color w:val="70AD47" w:themeColor="accent6"/>
         </w:rPr>
-        <w:t xml:space="preserve"> Instituto de Oncología (VHIO)</w:t>
-      </w:r>
-      <w:r>
-        <w:rPr>
-          <w:rFonts w:ascii="Calibri" w:hAnsi="Calibri" w:cs="Calibri"/>
-          <w:color w:val="70AD47" w:themeColor="accent6"/>
-        </w:rPr>
-        <w:t>, con los máximos nivele</w:t>
+        <w:t xml:space="preserve"> con los máximos nivele</w:t>
       </w:r>
       <w:r>
         <w:rPr>
@@ -956,8 +944,19 @@
           <w:bCs/>
           <w:color w:val="70AD47" w:themeColor="accent6"/>
         </w:rPr>
-        <w:t xml:space="preserve"> del VHIO</w:t>
-      </w:r>
+        <w:t xml:space="preserve"> del </w:t>
+      </w:r>
+      <w:r>
+        <w:rPr>
+          <w:rFonts w:ascii="Calibri" w:hAnsi="Calibri" w:cs="Calibri"/>
+          <w:b/>
+          <w:bCs/>
+          <w:color w:val="70AD47" w:themeColor="accent6"/>
+        </w:rPr>
+        <w:t>SNS-O</w:t>
+      </w:r>
+      <w:bookmarkStart w:id="0" w:name="_GoBack"/>
+      <w:bookmarkEnd w:id="0"/>
       <w:r>
         <w:rPr>
           <w:rFonts w:ascii="Calibri" w:hAnsi="Calibri" w:cs="Calibri"/>
@@ -5753,43 +5752,11 @@
     <w:p/>
     <w:p>
       <w:r>
-        <w:t>Cuando los resultados no susceptibles de derechos de propiedad industrial/intelectual,</w:t>
-      </w:r>
-      <w:r>
-        <w:t xml:space="preserve"> </w:t>
-      </w:r>
-      <w:r>
-        <w:t xml:space="preserve">serán publicados </w:t>
-      </w:r>
-      <w:r>
-        <w:t xml:space="preserve">en revistas de acceso abierto </w:t>
-      </w:r>
-      <w:r>
-        <w:t xml:space="preserve">o </w:t>
-      </w:r>
-      <w:r>
-        <w:t>autoarchivar</w:t>
-      </w:r>
-      <w:r>
-        <w:t>án</w:t>
-      </w:r>
-      <w:r>
-        <w:t xml:space="preserve"> en repositorios institucionales de acceso abierto</w:t>
-      </w:r>
-      <w:r>
-        <w:t xml:space="preserve"> y </w:t>
-      </w:r>
-      <w:r>
-        <w:t xml:space="preserve">se recogerán en el Repositorio Institucional de Salud del ISCIII, </w:t>
+        <w:t xml:space="preserve">Cuando los resultados no susceptibles de derechos de propiedad industrial/intelectual, serán publicados en revistas de acceso abierto o autoarchivarán en repositorios institucionales de acceso abierto y se recogerán en el Repositorio Institucional de Salud del ISCIII, </w:t>
       </w:r>
       <w:proofErr w:type="spellStart"/>
       <w:r>
-        <w:t>R</w:t>
-      </w:r>
-      <w:bookmarkStart w:id="0" w:name="_GoBack"/>
-      <w:bookmarkEnd w:id="0"/>
-      <w:r>
-        <w:t>episalud</w:t>
+        <w:t>Repisalud</w:t>
       </w:r>
       <w:proofErr w:type="spellEnd"/>
       <w:r>
@@ -6630,7 +6597,7 @@
 </file>
 
 <file path=customXml/itemProps1.xml><?xml version="1.0" encoding="utf-8"?>
-<ds:datastoreItem xmlns:ds="http://schemas.openxmlformats.org/officeDocument/2006/customXml" ds:itemID="{28FF588C-1AF5-46DC-8C44-3382AA5180B4}">
+<ds:datastoreItem xmlns:ds="http://schemas.openxmlformats.org/officeDocument/2006/customXml" ds:itemID="{F59A99ED-86C8-4BEB-AC08-B789E63F4333}">
   <ds:schemaRefs>
     <ds:schemaRef ds:uri="http://schemas.openxmlformats.org/officeDocument/2006/bibliography"/>
   </ds:schemaRefs>
